--- a/docs/user-guide.docx
+++ b/docs/user-guide.docx
@@ -2215,7 +2215,36 @@
         <w:pStyle w:val="FirstParagraph"/>
       </w:pPr>
       <w:r>
-        <w:t xml:space="preserve">This tab has nine cards, one per indirect-lever model (one per ranking indicator). Each card has:</w:t>
+        <w:t xml:space="preserve">This tab has</w:t>
+      </w:r>
+      <w:r>
+        <w:t xml:space="preserve"> </w:t>
+      </w:r>
+      <w:r>
+        <w:rPr>
+          <w:b/>
+          <w:bCs/>
+        </w:rPr>
+        <w:t xml:space="preserve">eight cards</w:t>
+      </w:r>
+      <w:r>
+        <w:t xml:space="preserve">, one per indirect-lever model. There’s one model per ranking indicator</w:t>
+      </w:r>
+      <w:r>
+        <w:t xml:space="preserve"> </w:t>
+      </w:r>
+      <w:r>
+        <w:rPr>
+          <w:i/>
+          <w:iCs/>
+        </w:rPr>
+        <w:t xml:space="preserve">except</w:t>
+      </w:r>
+      <w:r>
+        <w:t xml:space="preserve"> </w:t>
+      </w:r>
+      <w:r>
+        <w:t xml:space="preserve">Salary by Profession, which is a deterministic cohort ratio rather than a learned model. Each card has:</w:t>
       </w:r>
     </w:p>
     <w:tbl>
@@ -2482,33 +2511,29 @@
         <w:pStyle w:val="BodyText"/>
       </w:pPr>
       <w:r>
-        <w:rPr>
-          <w:b/>
-          <w:bCs/>
-        </w:rPr>
-        <w:t xml:space="preserve">Hover any card</w:t>
-      </w:r>
-      <w:r>
-        <w:t xml:space="preserve"> </w:t>
-      </w:r>
-      <w:r>
-        <w:t xml:space="preserve">to pop up a detailed view showing the full top-8 features with percentage contributions. The popover positions itself next to whichever card you’re on, never blocking the rest. Press</w:t>
-      </w:r>
-      <w:r>
-        <w:t xml:space="preserve"> </w:t>
-      </w:r>
-      <w:r>
-        <w:rPr>
-          <w:b/>
-          <w:bCs/>
-        </w:rPr>
-        <w:t xml:space="preserve">Esc</w:t>
-      </w:r>
-      <w:r>
-        <w:t xml:space="preserve"> </w:t>
-      </w:r>
-      <w:r>
-        <w:t xml:space="preserve">to dismiss any open popover.</w:t>
+        <w:t xml:space="preserve">Beneath each card you’ll see the</w:t>
+      </w:r>
+      <w:r>
+        <w:t xml:space="preserve"> </w:t>
+      </w:r>
+      <w:r>
+        <w:rPr>
+          <w:b/>
+          <w:bCs/>
+        </w:rPr>
+        <w:t xml:space="preserve">full list of features used by that model, sorted by % contribution</w:t>
+      </w:r>
+      <w:r>
+        <w:t xml:space="preserve"> </w:t>
+      </w:r>
+      <w:r>
+        <w:t xml:space="preserve">to the prediction — green up-arrows for features pushing the indicator up, pink down-arrows for those pushing it down. This is the most useful view for answering</w:t>
+      </w:r>
+      <w:r>
+        <w:t xml:space="preserve"> </w:t>
+      </w:r>
+      <w:r>
+        <w:t xml:space="preserve">“which lever should I move first?”</w:t>
       </w:r>
     </w:p>
     <w:p>
@@ -3098,7 +3123,7 @@
         <w:t xml:space="preserve"> </w:t>
       </w:r>
       <w:r>
-        <w:t xml:space="preserve">— an indirect-lever model that predicts one ranking indicator from non-method levers. Tab 4 shows nine of these.</w:t>
+        <w:t xml:space="preserve">— an indirect-lever model that predicts one ranking indicator from non-method levers. Tab 4 shows eight of these (one per ranking indicator except Salary by Profession, which is computed deterministically).</w:t>
       </w:r>
     </w:p>
     <w:p>

--- a/docs/user-guide.docx
+++ b/docs/user-guide.docx
@@ -2228,23 +2228,7 @@
         <w:t xml:space="preserve">eight cards</w:t>
       </w:r>
       <w:r>
-        <w:t xml:space="preserve">, one per indirect-lever model. There’s one model per ranking indicator</w:t>
-      </w:r>
-      <w:r>
-        <w:t xml:space="preserve"> </w:t>
-      </w:r>
-      <w:r>
-        <w:rPr>
-          <w:i/>
-          <w:iCs/>
-        </w:rPr>
-        <w:t xml:space="preserve">except</w:t>
-      </w:r>
-      <w:r>
-        <w:t xml:space="preserve"> </w:t>
-      </w:r>
-      <w:r>
-        <w:t xml:space="preserve">Salary by Profession, which is a deterministic cohort ratio rather than a learned model. Each card has:</w:t>
+        <w:t xml:space="preserve">, one per indirect-lever model. Each card has:</w:t>
       </w:r>
     </w:p>
     <w:tbl>
@@ -3123,7 +3107,7 @@
         <w:t xml:space="preserve"> </w:t>
       </w:r>
       <w:r>
-        <w:t xml:space="preserve">— an indirect-lever model that predicts one ranking indicator from non-method levers. Tab 4 shows eight of these (one per ranking indicator except Salary by Profession, which is computed deterministically).</w:t>
+        <w:t xml:space="preserve">— an indirect-lever model that predicts one ranking indicator from non-method levers. Tab 4 shows eight of these.</w:t>
       </w:r>
     </w:p>
     <w:p>
